--- a/rapoarte/Lucrarea de laborator NR.8.docx
+++ b/rapoarte/Lucrarea de laborator NR.8.docx
@@ -806,22 +806,136 @@
         <w:rPr>
           <w:lang w:val="en-US"/>
         </w:rPr>
-        <w:t>” deci am urmat instrucțiunile și am instalat git folosind următoare</w:t>
-      </w:r>
+        <w:t xml:space="preserve">” </w:t>
+      </w:r>
+      <w:proofErr w:type="spellStart"/>
       <w:r>
         <w:rPr>
           <w:lang w:val="en-US"/>
         </w:rPr>
-        <w:t xml:space="preserve">a comandă: </w:t>
-      </w:r>
-      <w:r>
-        <w:rPr>
-          <w:i/>
-          <w:iCs/>
+        <w:t>deci</w:t>
+      </w:r>
+      <w:proofErr w:type="spellEnd"/>
+      <w:r>
+        <w:rPr>
           <w:lang w:val="en-US"/>
         </w:rPr>
+        <w:t xml:space="preserve"> am </w:t>
+      </w:r>
+      <w:proofErr w:type="spellStart"/>
+      <w:r>
+        <w:rPr>
+          <w:lang w:val="en-US"/>
+        </w:rPr>
+        <w:t>urmat</w:t>
+      </w:r>
+      <w:proofErr w:type="spellEnd"/>
+      <w:r>
+        <w:rPr>
+          <w:lang w:val="en-US"/>
+        </w:rPr>
+        <w:t xml:space="preserve"> </w:t>
+      </w:r>
+      <w:proofErr w:type="spellStart"/>
+      <w:r>
+        <w:rPr>
+          <w:lang w:val="en-US"/>
+        </w:rPr>
+        <w:t>instrucțiunile</w:t>
+      </w:r>
+      <w:proofErr w:type="spellEnd"/>
+      <w:r>
+        <w:rPr>
+          <w:lang w:val="en-US"/>
+        </w:rPr>
+        <w:t xml:space="preserve"> </w:t>
+      </w:r>
+      <w:proofErr w:type="spellStart"/>
+      <w:r>
+        <w:rPr>
+          <w:lang w:val="en-US"/>
+        </w:rPr>
+        <w:t>și</w:t>
+      </w:r>
+      <w:proofErr w:type="spellEnd"/>
+      <w:r>
+        <w:rPr>
+          <w:lang w:val="en-US"/>
+        </w:rPr>
+        <w:t xml:space="preserve"> am </w:t>
+      </w:r>
+      <w:proofErr w:type="spellStart"/>
+      <w:r>
+        <w:rPr>
+          <w:lang w:val="en-US"/>
+        </w:rPr>
+        <w:t>instalat</w:t>
+      </w:r>
+      <w:proofErr w:type="spellEnd"/>
+      <w:r>
+        <w:rPr>
+          <w:lang w:val="en-US"/>
+        </w:rPr>
+        <w:t xml:space="preserve"> git </w:t>
+      </w:r>
+      <w:proofErr w:type="spellStart"/>
+      <w:r>
+        <w:rPr>
+          <w:lang w:val="en-US"/>
+        </w:rPr>
+        <w:t>folosind</w:t>
+      </w:r>
+      <w:proofErr w:type="spellEnd"/>
+      <w:r>
+        <w:rPr>
+          <w:lang w:val="en-US"/>
+        </w:rPr>
+        <w:t xml:space="preserve"> </w:t>
+      </w:r>
+      <w:proofErr w:type="spellStart"/>
+      <w:r>
+        <w:rPr>
+          <w:lang w:val="en-US"/>
+        </w:rPr>
+        <w:t>următoare</w:t>
+      </w:r>
+      <w:r>
+        <w:rPr>
+          <w:lang w:val="en-US"/>
+        </w:rPr>
+        <w:t>a</w:t>
+      </w:r>
+      <w:proofErr w:type="spellEnd"/>
+      <w:r>
+        <w:rPr>
+          <w:lang w:val="en-US"/>
+        </w:rPr>
+        <w:t xml:space="preserve"> </w:t>
+      </w:r>
+      <w:proofErr w:type="spellStart"/>
+      <w:r>
+        <w:rPr>
+          <w:lang w:val="en-US"/>
+        </w:rPr>
+        <w:t>comandă</w:t>
+      </w:r>
+      <w:proofErr w:type="spellEnd"/>
+      <w:r>
+        <w:rPr>
+          <w:lang w:val="en-US"/>
+        </w:rPr>
+        <w:t xml:space="preserve">: </w:t>
+      </w:r>
+      <w:proofErr w:type="spellStart"/>
+      <w:r>
+        <w:rPr>
+          <w:i/>
+          <w:iCs/>
+          <w:lang w:val="en-US"/>
+        </w:rPr>
         <w:t>winget</w:t>
       </w:r>
+      <w:proofErr w:type="spellEnd"/>
       <w:r>
         <w:rPr>
           <w:lang w:val="en-US"/>
@@ -834,8 +948,18 @@
           <w:iCs/>
           <w:lang w:val="en-US"/>
         </w:rPr>
-        <w:t>install Git.Git</w:t>
-      </w:r>
+        <w:t xml:space="preserve">install </w:t>
+      </w:r>
+      <w:proofErr w:type="spellStart"/>
+      <w:r>
+        <w:rPr>
+          <w:i/>
+          <w:iCs/>
+          <w:lang w:val="en-US"/>
+        </w:rPr>
+        <w:t>Git.Git</w:t>
+      </w:r>
+      <w:proofErr w:type="spellEnd"/>
       <w:r>
         <w:rPr>
           <w:lang w:val="en-US"/>
@@ -1151,7 +1275,7 @@
           <w:u w:val="single"/>
           <w:lang w:val="ro-MD"/>
         </w:rPr>
-        <w:t>2</w:t>
+        <w:t>2.</w:t>
       </w:r>
       <w:r>
         <w:rPr>
@@ -1161,7 +1285,7 @@
           <w:u w:val="single"/>
           <w:lang w:val="ro-MD"/>
         </w:rPr>
-        <w:t>.</w:t>
+        <w:t xml:space="preserve"> </w:t>
       </w:r>
       <w:r>
         <w:rPr>
@@ -1171,27 +1295,7 @@
           <w:u w:val="single"/>
           <w:lang w:val="ro-MD"/>
         </w:rPr>
-        <w:t xml:space="preserve"> </w:t>
-      </w:r>
-      <w:r>
-        <w:rPr>
-          <w:i/>
-          <w:iCs/>
-          <w:color w:val="FF0000"/>
-          <w:u w:val="single"/>
-          <w:lang w:val="ro-MD"/>
-        </w:rPr>
-        <w:t>In</w:t>
-      </w:r>
-      <w:r>
-        <w:rPr>
-          <w:i/>
-          <w:iCs/>
-          <w:color w:val="FF0000"/>
-          <w:u w:val="single"/>
-          <w:lang w:val="ro-MD"/>
-        </w:rPr>
-        <w:t>troducerea datelor de autentificare</w:t>
+        <w:t>Introducerea datelor de autentificare</w:t>
       </w:r>
     </w:p>
     <w:p>
@@ -1305,6 +1409,7 @@
       </w:pPr>
       <w:r>
         <w:rPr>
+          <w:noProof/>
           <w:color w:val="000000" w:themeColor="text1"/>
           <w:lang w:val="ro-MD"/>
         </w:rPr>
@@ -1362,17 +1467,7 @@
           <w:u w:val="single"/>
           <w:lang w:val="ro-MD"/>
         </w:rPr>
-        <w:t>3</w:t>
-      </w:r>
-      <w:r>
-        <w:rPr>
-          <w:i/>
-          <w:iCs/>
-          <w:color w:val="FF0000"/>
-          <w:u w:val="single"/>
-          <w:lang w:val="ro-MD"/>
-        </w:rPr>
-        <w:t>.</w:t>
+        <w:t>3.</w:t>
       </w:r>
       <w:r>
         <w:rPr>
@@ -1805,8 +1900,19 @@
           <w:color w:val="000000" w:themeColor="text1"/>
           <w:lang w:val="en-US"/>
         </w:rPr>
-        <w:t>“Salut Github</w:t>
-      </w:r>
+        <w:t xml:space="preserve">“Salut </w:t>
+      </w:r>
+      <w:proofErr w:type="spellStart"/>
+      <w:r>
+        <w:rPr>
+          <w:i/>
+          <w:iCs/>
+          <w:color w:val="000000" w:themeColor="text1"/>
+          <w:lang w:val="en-US"/>
+        </w:rPr>
+        <w:t>Github</w:t>
+      </w:r>
+      <w:proofErr w:type="spellEnd"/>
       <w:r>
         <w:rPr>
           <w:color w:val="000000" w:themeColor="text1"/>
@@ -1966,37 +2072,7 @@
           <w:u w:val="single"/>
           <w:lang w:val="ro-MD"/>
         </w:rPr>
-        <w:t xml:space="preserve">Figura </w:t>
-      </w:r>
-      <w:r>
-        <w:rPr>
-          <w:i/>
-          <w:iCs/>
-          <w:color w:val="FF0000"/>
-          <w:u w:val="single"/>
-          <w:lang w:val="ro-MD"/>
-        </w:rPr>
-        <w:t>5.1</w:t>
-      </w:r>
-      <w:r>
-        <w:rPr>
-          <w:i/>
-          <w:iCs/>
-          <w:color w:val="FF0000"/>
-          <w:u w:val="single"/>
-          <w:lang w:val="ro-MD"/>
-        </w:rPr>
-        <w:t xml:space="preserve"> </w:t>
-      </w:r>
-      <w:r>
-        <w:rPr>
-          <w:i/>
-          <w:iCs/>
-          <w:color w:val="FF0000"/>
-          <w:u w:val="single"/>
-          <w:lang w:val="ro-MD"/>
-        </w:rPr>
-        <w:t>Crearea și citirea fișierului salut.py</w:t>
+        <w:t>Figura 5.1 Crearea și citirea fișierului salut.py</w:t>
       </w:r>
     </w:p>
     <w:p>
@@ -2252,47 +2328,7 @@
           <w:u w:val="single"/>
           <w:lang w:val="ro-MD"/>
         </w:rPr>
-        <w:t xml:space="preserve">Figura </w:t>
-      </w:r>
-      <w:r>
-        <w:rPr>
-          <w:i/>
-          <w:iCs/>
-          <w:color w:val="FF0000"/>
-          <w:u w:val="single"/>
-          <w:lang w:val="ro-MD"/>
-        </w:rPr>
-        <w:t>5</w:t>
-      </w:r>
-      <w:r>
-        <w:rPr>
-          <w:i/>
-          <w:iCs/>
-          <w:color w:val="FF0000"/>
-          <w:u w:val="single"/>
-          <w:lang w:val="ro-MD"/>
-        </w:rPr>
-        <w:t>.</w:t>
-      </w:r>
-      <w:r>
-        <w:rPr>
-          <w:i/>
-          <w:iCs/>
-          <w:color w:val="FF0000"/>
-          <w:u w:val="single"/>
-          <w:lang w:val="ro-MD"/>
-        </w:rPr>
-        <w:t>2</w:t>
-      </w:r>
-      <w:r>
-        <w:rPr>
-          <w:i/>
-          <w:iCs/>
-          <w:color w:val="FF0000"/>
-          <w:u w:val="single"/>
-          <w:lang w:val="ro-MD"/>
-        </w:rPr>
-        <w:t xml:space="preserve"> </w:t>
+        <w:t xml:space="preserve">Figura 5.2 </w:t>
       </w:r>
       <w:r>
         <w:rPr>
@@ -2443,37 +2479,7 @@
           <w:u w:val="single"/>
           <w:lang w:val="ro-MD"/>
         </w:rPr>
-        <w:t xml:space="preserve">Figura </w:t>
-      </w:r>
-      <w:r>
-        <w:rPr>
-          <w:i/>
-          <w:iCs/>
-          <w:color w:val="FF0000"/>
-          <w:u w:val="single"/>
-          <w:lang w:val="ro-MD"/>
-        </w:rPr>
-        <w:t>6.</w:t>
-      </w:r>
-      <w:r>
-        <w:rPr>
-          <w:i/>
-          <w:iCs/>
-          <w:color w:val="FF0000"/>
-          <w:u w:val="single"/>
-          <w:lang w:val="ro-MD"/>
-        </w:rPr>
-        <w:t xml:space="preserve"> </w:t>
-      </w:r>
-      <w:r>
-        <w:rPr>
-          <w:i/>
-          <w:iCs/>
-          <w:color w:val="FF0000"/>
-          <w:u w:val="single"/>
-          <w:lang w:val="ro-MD"/>
-        </w:rPr>
-        <w:t>Se trimit schimbările pe browser</w:t>
+        <w:t>Figura 6. Se trimit schimbările pe browser</w:t>
       </w:r>
     </w:p>
     <w:p>
@@ -2518,92 +2524,109 @@
           <w:color w:val="000000" w:themeColor="text1"/>
           <w:lang w:val="ro-MD"/>
         </w:rPr>
-        <w:t xml:space="preserve">O </w:t>
-      </w:r>
-      <w:r>
-        <w:rPr>
-          <w:b/>
-          <w:bCs/>
-          <w:color w:val="000000" w:themeColor="text1"/>
-          <w:lang w:val="ro-MD"/>
-        </w:rPr>
-        <w:t>schimbare făcută</w:t>
-      </w:r>
-      <w:r>
-        <w:rPr>
-          <w:b/>
-          <w:bCs/>
-          <w:color w:val="000000" w:themeColor="text1"/>
-          <w:lang w:val="ro-MD"/>
-        </w:rPr>
-        <w:t xml:space="preserve"> pe GitHub</w:t>
-      </w:r>
-      <w:r>
-        <w:rPr>
-          <w:b/>
-          <w:bCs/>
-          <w:color w:val="000000" w:themeColor="text1"/>
-          <w:lang w:val="ro-MD"/>
-        </w:rPr>
-        <w:t>, adusă înapoi</w:t>
-      </w:r>
-      <w:r>
-        <w:rPr>
-          <w:b/>
-          <w:bCs/>
-          <w:color w:val="000000" w:themeColor="text1"/>
-          <w:lang w:val="ro-MD"/>
-        </w:rPr>
-        <w:t>: git</w:t>
-      </w:r>
-      <w:r>
-        <w:rPr>
-          <w:b/>
-          <w:bCs/>
-          <w:color w:val="000000" w:themeColor="text1"/>
-          <w:lang w:val="ro-MD"/>
-        </w:rPr>
-        <w:t xml:space="preserve"> pull</w:t>
-      </w:r>
-      <w:r>
-        <w:rPr>
-          <w:b/>
-          <w:bCs/>
-          <w:color w:val="000000" w:themeColor="text1"/>
-          <w:lang w:val="ro-MD"/>
-        </w:rPr>
-        <w:t>.</w:t>
-      </w:r>
-      <w:r>
-        <w:rPr>
-          <w:b/>
-          <w:bCs/>
-          <w:color w:val="000000" w:themeColor="text1"/>
-          <w:lang w:val="ro-MD"/>
+        <w:t xml:space="preserve">O schimbare făcută pe GitHub, adusă înapoi: git pull. </w:t>
+      </w:r>
+      <w:r>
+        <w:rPr>
+          <w:color w:val="000000" w:themeColor="text1"/>
+          <w:lang w:val="ro-MD"/>
+        </w:rPr>
+        <w:t xml:space="preserve">La acest pas învăț cum se conecteză calculatorul cu GitHub. Scriind un rând în README ne dăm seama că această schimbare are loc pe site dar nu și pe calculator, iar terminalul nu recunoaște această linie. Pentru a </w:t>
+      </w:r>
+      <w:r>
+        <w:rPr>
+          <w:color w:val="000000" w:themeColor="text1"/>
+          <w:lang w:val="en-US"/>
+        </w:rPr>
+        <w:t>“</w:t>
+      </w:r>
+      <w:proofErr w:type="spellStart"/>
+      <w:r>
+        <w:rPr>
+          <w:color w:val="000000" w:themeColor="text1"/>
+          <w:lang w:val="en-US"/>
+        </w:rPr>
+        <w:t>sincroniza</w:t>
+      </w:r>
+      <w:proofErr w:type="spellEnd"/>
+      <w:r>
+        <w:rPr>
+          <w:color w:val="000000" w:themeColor="text1"/>
+          <w:lang w:val="en-US"/>
+        </w:rPr>
+        <w:t xml:space="preserve">” </w:t>
+      </w:r>
+      <w:proofErr w:type="spellStart"/>
+      <w:r>
+        <w:rPr>
+          <w:color w:val="000000" w:themeColor="text1"/>
+          <w:lang w:val="en-US"/>
+        </w:rPr>
+        <w:t>cele</w:t>
+      </w:r>
+      <w:proofErr w:type="spellEnd"/>
+      <w:r>
+        <w:rPr>
+          <w:color w:val="000000" w:themeColor="text1"/>
+          <w:lang w:val="en-US"/>
         </w:rPr>
         <w:t xml:space="preserve"> </w:t>
       </w:r>
-      <w:r>
-        <w:rPr>
-          <w:color w:val="000000" w:themeColor="text1"/>
-          <w:lang w:val="ro-MD"/>
-        </w:rPr>
-        <w:t xml:space="preserve">La acest pas învăț cum se conecteză calculatorul cu GitHub. Scriind un rând în README ne dăm seama că această schimbare are loc pe site dar nu și pe calculator, iar terminalul nu recunoaște această linie. Pentru a </w:t>
-      </w:r>
+      <w:proofErr w:type="spellStart"/>
       <w:r>
         <w:rPr>
           <w:color w:val="000000" w:themeColor="text1"/>
           <w:lang w:val="en-US"/>
         </w:rPr>
-        <w:t xml:space="preserve">“sincroniza” cele două utilizăm comanda </w:t>
-      </w:r>
-      <w:r>
-        <w:rPr>
-          <w:i/>
-          <w:iCs/>
+        <w:t>două</w:t>
+      </w:r>
+      <w:proofErr w:type="spellEnd"/>
+      <w:r>
+        <w:rPr>
           <w:color w:val="000000" w:themeColor="text1"/>
           <w:lang w:val="en-US"/>
         </w:rPr>
+        <w:t xml:space="preserve"> </w:t>
+      </w:r>
+      <w:proofErr w:type="spellStart"/>
+      <w:r>
+        <w:rPr>
+          <w:color w:val="000000" w:themeColor="text1"/>
+          <w:lang w:val="en-US"/>
+        </w:rPr>
+        <w:t>utilizăm</w:t>
+      </w:r>
+      <w:proofErr w:type="spellEnd"/>
+      <w:r>
+        <w:rPr>
+          <w:color w:val="000000" w:themeColor="text1"/>
+          <w:lang w:val="en-US"/>
+        </w:rPr>
+        <w:t xml:space="preserve"> </w:t>
+      </w:r>
+      <w:proofErr w:type="spellStart"/>
+      <w:r>
+        <w:rPr>
+          <w:color w:val="000000" w:themeColor="text1"/>
+          <w:lang w:val="en-US"/>
+        </w:rPr>
+        <w:t>comanda</w:t>
+      </w:r>
+      <w:proofErr w:type="spellEnd"/>
+      <w:r>
+        <w:rPr>
+          <w:color w:val="000000" w:themeColor="text1"/>
+          <w:lang w:val="en-US"/>
+        </w:rPr>
+        <w:t xml:space="preserve"> </w:t>
+      </w:r>
+      <w:r>
+        <w:rPr>
+          <w:i/>
+          <w:iCs/>
+          <w:color w:val="000000" w:themeColor="text1"/>
+          <w:lang w:val="en-US"/>
+        </w:rPr>
         <w:t>git pull</w:t>
       </w:r>
       <w:r>
@@ -2611,7 +2634,39 @@
           <w:color w:val="000000" w:themeColor="text1"/>
           <w:lang w:val="en-US"/>
         </w:rPr>
-        <w:t xml:space="preserve"> care ia informația </w:t>
+        <w:t xml:space="preserve"> care </w:t>
+      </w:r>
+      <w:proofErr w:type="spellStart"/>
+      <w:r>
+        <w:rPr>
+          <w:color w:val="000000" w:themeColor="text1"/>
+          <w:lang w:val="en-US"/>
+        </w:rPr>
+        <w:t>ia</w:t>
+      </w:r>
+      <w:proofErr w:type="spellEnd"/>
+      <w:r>
+        <w:rPr>
+          <w:color w:val="000000" w:themeColor="text1"/>
+          <w:lang w:val="en-US"/>
+        </w:rPr>
+        <w:t xml:space="preserve"> </w:t>
+      </w:r>
+      <w:proofErr w:type="spellStart"/>
+      <w:r>
+        <w:rPr>
+          <w:color w:val="000000" w:themeColor="text1"/>
+          <w:lang w:val="en-US"/>
+        </w:rPr>
+        <w:t>informația</w:t>
+      </w:r>
+      <w:proofErr w:type="spellEnd"/>
+      <w:r>
+        <w:rPr>
+          <w:color w:val="000000" w:themeColor="text1"/>
+          <w:lang w:val="en-US"/>
+        </w:rPr>
+        <w:t xml:space="preserve"> </w:t>
       </w:r>
       <w:r>
         <w:rPr>
@@ -2721,37 +2776,7 @@
           <w:u w:val="single"/>
           <w:lang w:val="ro-MD"/>
         </w:rPr>
-        <w:t xml:space="preserve">Figura </w:t>
-      </w:r>
-      <w:r>
-        <w:rPr>
-          <w:i/>
-          <w:iCs/>
-          <w:color w:val="FF0000"/>
-          <w:u w:val="single"/>
-          <w:lang w:val="ro-MD"/>
-        </w:rPr>
-        <w:t>7</w:t>
-      </w:r>
-      <w:r>
-        <w:rPr>
-          <w:i/>
-          <w:iCs/>
-          <w:color w:val="FF0000"/>
-          <w:u w:val="single"/>
-          <w:lang w:val="ro-MD"/>
-        </w:rPr>
-        <w:t xml:space="preserve">. </w:t>
-      </w:r>
-      <w:r>
-        <w:rPr>
-          <w:i/>
-          <w:iCs/>
-          <w:color w:val="FF0000"/>
-          <w:u w:val="single"/>
-          <w:lang w:val="ro-MD"/>
-        </w:rPr>
-        <w:t>Utilizarea git pull</w:t>
+        <w:t>Figura 7. Utilizarea git pull</w:t>
       </w:r>
     </w:p>
     <w:p>
@@ -2989,37 +3014,7 @@
           <w:u w:val="single"/>
           <w:lang w:val="ro-MD"/>
         </w:rPr>
-        <w:t xml:space="preserve">Figura </w:t>
-      </w:r>
-      <w:r>
-        <w:rPr>
-          <w:i/>
-          <w:iCs/>
-          <w:color w:val="FF0000"/>
-          <w:u w:val="single"/>
-          <w:lang w:val="ro-MD"/>
-        </w:rPr>
-        <w:t>8</w:t>
-      </w:r>
-      <w:r>
-        <w:rPr>
-          <w:i/>
-          <w:iCs/>
-          <w:color w:val="FF0000"/>
-          <w:u w:val="single"/>
-          <w:lang w:val="ro-MD"/>
-        </w:rPr>
-        <w:t xml:space="preserve">. </w:t>
-      </w:r>
-      <w:r>
-        <w:rPr>
-          <w:i/>
-          <w:iCs/>
-          <w:color w:val="FF0000"/>
-          <w:u w:val="single"/>
-          <w:lang w:val="ro-MD"/>
-        </w:rPr>
-        <w:t>.gitignore</w:t>
+        <w:t>Figura 8. .gitignore</w:t>
       </w:r>
     </w:p>
     <w:p>
@@ -3078,7 +3073,7 @@
           <w:color w:val="000000" w:themeColor="text1"/>
           <w:lang w:val="ro-MD"/>
         </w:rPr>
-        <w:t>Citește istoria și schimbrile: log și dif</w:t>
+        <w:t>Citește istoria și schimbrile: log și dif.</w:t>
       </w:r>
       <w:r>
         <w:rPr>
@@ -3087,15 +3082,6 @@
           <w:color w:val="000000" w:themeColor="text1"/>
           <w:lang w:val="ro-MD"/>
         </w:rPr>
-        <w:t>.</w:t>
-      </w:r>
-      <w:r>
-        <w:rPr>
-          <w:b/>
-          <w:bCs/>
-          <w:color w:val="000000" w:themeColor="text1"/>
-          <w:lang w:val="ro-MD"/>
-        </w:rPr>
         <w:t xml:space="preserve"> </w:t>
       </w:r>
       <w:r>
@@ -3181,6 +3167,7 @@
       </w:pPr>
       <w:r>
         <w:rPr>
+          <w:noProof/>
           <w:sz w:val="28"/>
           <w:szCs w:val="28"/>
           <w:lang w:val="ro-RO"/>
@@ -3242,17 +3229,7 @@
           <w:u w:val="single"/>
           <w:lang w:val="ro-MD"/>
         </w:rPr>
-        <w:t xml:space="preserve">Figura </w:t>
-      </w:r>
-      <w:r>
-        <w:rPr>
-          <w:i/>
-          <w:iCs/>
-          <w:color w:val="FF0000"/>
-          <w:u w:val="single"/>
-          <w:lang w:val="ro-MD"/>
-        </w:rPr>
-        <w:t>9. Utilizarea git log și git diff</w:t>
+        <w:t>Figura 9. Utilizarea git log și git diff</w:t>
       </w:r>
     </w:p>
     <w:p>
@@ -3401,57 +3378,7 @@
           <w:u w:val="single"/>
           <w:lang w:val="ro-MD"/>
         </w:rPr>
-        <w:t xml:space="preserve">Figura </w:t>
-      </w:r>
-      <w:r>
-        <w:rPr>
-          <w:i/>
-          <w:iCs/>
-          <w:color w:val="FF0000"/>
-          <w:u w:val="single"/>
-          <w:lang w:val="ro-MD"/>
-        </w:rPr>
-        <w:t>10</w:t>
-      </w:r>
-      <w:r>
-        <w:rPr>
-          <w:i/>
-          <w:iCs/>
-          <w:color w:val="FF0000"/>
-          <w:u w:val="single"/>
-          <w:lang w:val="ro-MD"/>
-        </w:rPr>
-        <w:t>.</w:t>
-      </w:r>
-      <w:r>
-        <w:rPr>
-          <w:i/>
-          <w:iCs/>
-          <w:color w:val="FF0000"/>
-          <w:u w:val="single"/>
-          <w:lang w:val="ro-MD"/>
-        </w:rPr>
-        <w:t>1</w:t>
-      </w:r>
-      <w:r>
-        <w:rPr>
-          <w:i/>
-          <w:iCs/>
-          <w:color w:val="FF0000"/>
-          <w:u w:val="single"/>
-          <w:lang w:val="ro-MD"/>
-        </w:rPr>
-        <w:t xml:space="preserve"> </w:t>
-      </w:r>
-      <w:r>
-        <w:rPr>
-          <w:i/>
-          <w:iCs/>
-          <w:color w:val="FF0000"/>
-          <w:u w:val="single"/>
-          <w:lang w:val="ro-MD"/>
-        </w:rPr>
-        <w:t>Crearea exercitiu-2</w:t>
+        <w:t>Figura 10.1 Crearea exercitiu-2</w:t>
       </w:r>
     </w:p>
     <w:p>
@@ -3565,9 +3492,59 @@
           <w:u w:val="single"/>
           <w:lang w:val="ro-MD"/>
         </w:rPr>
-        <w:t>Figura 10</w:t>
-      </w:r>
-      <w:r>
+        <w:t>Figura 10. 2 Legarea ramurii de pe GitHub</w:t>
+      </w:r>
+    </w:p>
+    <w:p>
+      <w:pPr>
+        <w:spacing w:line="360" w:lineRule="auto"/>
+        <w:rPr>
+          <w:b/>
+          <w:bCs/>
+          <w:color w:val="000000" w:themeColor="text1"/>
+          <w:lang w:val="ro-MD"/>
+        </w:rPr>
+      </w:pPr>
+      <w:r>
+        <w:rPr>
+          <w:b/>
+          <w:bCs/>
+          <w:color w:val="000000" w:themeColor="text1"/>
+          <w:lang w:val="ro-MD"/>
+        </w:rPr>
+        <w:t>A</w:t>
+      </w:r>
+      <w:r>
+        <w:rPr>
+          <w:b/>
+          <w:bCs/>
+          <w:color w:val="000000" w:themeColor="text1"/>
+          <w:lang w:val="ro-MD"/>
+        </w:rPr>
+        <w:t>11</w:t>
+      </w:r>
+      <w:r>
+        <w:rPr>
+          <w:b/>
+          <w:bCs/>
+          <w:color w:val="000000" w:themeColor="text1"/>
+          <w:lang w:val="ro-MD"/>
+        </w:rPr>
+        <w:t xml:space="preserve">. </w:t>
+      </w:r>
+      <w:r>
+        <w:rPr>
+          <w:b/>
+          <w:bCs/>
+          <w:color w:val="000000" w:themeColor="text1"/>
+          <w:lang w:val="ro-MD"/>
+        </w:rPr>
+        <w:t>Verificarea finală.</w:t>
+      </w:r>
+    </w:p>
+    <w:p>
+      <w:pPr>
+        <w:spacing w:line="360" w:lineRule="auto"/>
         <w:rPr>
           <w:i/>
           <w:iCs/>
@@ -3575,98 +3552,10 @@
           <w:u w:val="single"/>
           <w:lang w:val="ro-MD"/>
         </w:rPr>
-        <w:t>. 2</w:t>
-      </w:r>
-      <w:r>
-        <w:rPr>
-          <w:i/>
-          <w:iCs/>
-          <w:color w:val="FF0000"/>
-          <w:u w:val="single"/>
-          <w:lang w:val="ro-MD"/>
-        </w:rPr>
-        <w:t xml:space="preserve"> </w:t>
-      </w:r>
-      <w:r>
-        <w:rPr>
-          <w:i/>
-          <w:iCs/>
-          <w:color w:val="FF0000"/>
-          <w:u w:val="single"/>
-          <w:lang w:val="ro-MD"/>
-        </w:rPr>
-        <w:t>Legarea ramurii de pe GitHub</w:t>
-      </w:r>
-    </w:p>
-    <w:p>
-      <w:pPr>
-        <w:spacing w:line="360" w:lineRule="auto"/>
-        <w:rPr>
-          <w:b/>
-          <w:bCs/>
-          <w:color w:val="000000" w:themeColor="text1"/>
-          <w:lang w:val="ro-MD"/>
-        </w:rPr>
-      </w:pPr>
-      <w:r>
-        <w:rPr>
-          <w:b/>
-          <w:bCs/>
-          <w:color w:val="000000" w:themeColor="text1"/>
-          <w:lang w:val="ro-MD"/>
-        </w:rPr>
-        <w:t>A</w:t>
-      </w:r>
-      <w:r>
-        <w:rPr>
-          <w:b/>
-          <w:bCs/>
-          <w:color w:val="000000" w:themeColor="text1"/>
-          <w:lang w:val="ro-MD"/>
-        </w:rPr>
-        <w:t>1</w:t>
-      </w:r>
-      <w:r>
-        <w:rPr>
-          <w:b/>
-          <w:bCs/>
-          <w:color w:val="000000" w:themeColor="text1"/>
-          <w:lang w:val="ro-MD"/>
-        </w:rPr>
-        <w:t>1</w:t>
-      </w:r>
-      <w:r>
-        <w:rPr>
-          <w:b/>
-          <w:bCs/>
-          <w:color w:val="000000" w:themeColor="text1"/>
-          <w:lang w:val="ro-MD"/>
-        </w:rPr>
-        <w:t xml:space="preserve">. </w:t>
-      </w:r>
-      <w:r>
-        <w:rPr>
-          <w:b/>
-          <w:bCs/>
-          <w:color w:val="000000" w:themeColor="text1"/>
-          <w:lang w:val="ro-MD"/>
-        </w:rPr>
-        <w:t>Verificarea finală.</w:t>
-      </w:r>
-    </w:p>
-    <w:p>
-      <w:pPr>
-        <w:spacing w:line="360" w:lineRule="auto"/>
-        <w:rPr>
-          <w:i/>
-          <w:iCs/>
-          <w:color w:val="FF0000"/>
-          <w:u w:val="single"/>
-          <w:lang w:val="ro-MD"/>
-        </w:rPr>
-      </w:pPr>
-      <w:r>
-        <w:rPr>
+      </w:pPr>
+      <w:r>
+        <w:rPr>
+          <w:noProof/>
           <w:color w:val="FF0000"/>
           <w:lang w:val="ro-MD"/>
         </w:rPr>
@@ -3727,9 +3616,13 @@
           <w:u w:val="single"/>
           <w:lang w:val="ro-MD"/>
         </w:rPr>
-        <w:t xml:space="preserve">Figura </w:t>
-      </w:r>
-      <w:r>
+        <w:t>Figura 11.1 Cele două depozite</w:t>
+      </w:r>
+    </w:p>
+    <w:p>
+      <w:pPr>
+        <w:spacing w:line="360" w:lineRule="auto"/>
+        <w:jc w:val="center"/>
         <w:rPr>
           <w:i/>
           <w:iCs/>
@@ -3737,25 +3630,12 @@
           <w:u w:val="single"/>
           <w:lang w:val="ro-MD"/>
         </w:rPr>
-        <w:t>11.1 Cele două depozite</w:t>
-      </w:r>
-    </w:p>
-    <w:p>
-      <w:pPr>
-        <w:spacing w:line="360" w:lineRule="auto"/>
-        <w:jc w:val="center"/>
-        <w:rPr>
-          <w:i/>
-          <w:iCs/>
-          <w:color w:val="FF0000"/>
-          <w:u w:val="single"/>
-          <w:lang w:val="ro-MD"/>
-        </w:rPr>
-      </w:pPr>
-      <w:r>
-        <w:rPr>
-          <w:i/>
-          <w:iCs/>
+      </w:pPr>
+      <w:r>
+        <w:rPr>
+          <w:i/>
+          <w:iCs/>
+          <w:noProof/>
           <w:color w:val="FF0000"/>
           <w:u w:val="single"/>
           <w:lang w:val="ro-MD"/>
@@ -3962,37 +3842,7 @@
           <w:u w:val="single"/>
           <w:lang w:val="ro-MD"/>
         </w:rPr>
-        <w:t>Figura 11.</w:t>
-      </w:r>
-      <w:r>
-        <w:rPr>
-          <w:i/>
-          <w:iCs/>
-          <w:color w:val="FF0000"/>
-          <w:u w:val="single"/>
-          <w:lang w:val="ro-MD"/>
-        </w:rPr>
-        <w:t>2.1</w:t>
-      </w:r>
-      <w:r>
-        <w:rPr>
-          <w:i/>
-          <w:iCs/>
-          <w:color w:val="FF0000"/>
-          <w:u w:val="single"/>
-          <w:lang w:val="ro-MD"/>
-        </w:rPr>
-        <w:t xml:space="preserve"> </w:t>
-      </w:r>
-      <w:r>
-        <w:rPr>
-          <w:i/>
-          <w:iCs/>
-          <w:color w:val="FF0000"/>
-          <w:u w:val="single"/>
-          <w:lang w:val="ro-MD"/>
-        </w:rPr>
-        <w:t>Depozitul exercitiu-git</w:t>
+        <w:t>Figura 11.2.1 Depozitul exercitiu-git</w:t>
       </w:r>
     </w:p>
     <w:p>
@@ -4011,6 +3861,7 @@
         <w:rPr>
           <w:b/>
           <w:bCs/>
+          <w:noProof/>
           <w:sz w:val="28"/>
           <w:szCs w:val="28"/>
           <w:lang w:val="ro-RO"/>
@@ -4073,9 +3924,13 @@
           <w:u w:val="single"/>
           <w:lang w:val="ro-MD"/>
         </w:rPr>
-        <w:t>Figura 11.2.</w:t>
-      </w:r>
-      <w:r>
+        <w:t>Figura 11.2.2 Istoricul Depozitul exercitiu-git</w:t>
+      </w:r>
+    </w:p>
+    <w:p>
+      <w:pPr>
+        <w:spacing w:line="360" w:lineRule="auto"/>
+        <w:jc w:val="center"/>
         <w:rPr>
           <w:i/>
           <w:iCs/>
@@ -4083,33 +3938,10 @@
           <w:u w:val="single"/>
           <w:lang w:val="ro-MD"/>
         </w:rPr>
-        <w:t>2 Istoricul</w:t>
-      </w:r>
-      <w:r>
-        <w:rPr>
-          <w:i/>
-          <w:iCs/>
-          <w:color w:val="FF0000"/>
-          <w:u w:val="single"/>
-          <w:lang w:val="ro-MD"/>
-        </w:rPr>
-        <w:t xml:space="preserve"> Depozitul exercitiu-git</w:t>
-      </w:r>
-    </w:p>
-    <w:p>
-      <w:pPr>
-        <w:spacing w:line="360" w:lineRule="auto"/>
-        <w:jc w:val="center"/>
-        <w:rPr>
-          <w:i/>
-          <w:iCs/>
-          <w:color w:val="FF0000"/>
-          <w:u w:val="single"/>
-          <w:lang w:val="ro-MD"/>
-        </w:rPr>
-      </w:pPr>
-      <w:r>
-        <w:rPr>
+      </w:pPr>
+      <w:r>
+        <w:rPr>
+          <w:noProof/>
           <w:color w:val="FF0000"/>
           <w:lang w:val="ro-MD"/>
         </w:rPr>
@@ -4170,7 +4002,7 @@
           <w:u w:val="single"/>
           <w:lang w:val="ro-MD"/>
         </w:rPr>
-        <w:t>Figura 11.</w:t>
+        <w:t>Figura 11.3</w:t>
       </w:r>
       <w:r>
         <w:rPr>
@@ -4180,7 +4012,7 @@
           <w:u w:val="single"/>
           <w:lang w:val="ro-MD"/>
         </w:rPr>
-        <w:t>3</w:t>
+        <w:t>.1</w:t>
       </w:r>
       <w:r>
         <w:rPr>
@@ -4190,7 +4022,7 @@
           <w:u w:val="single"/>
           <w:lang w:val="ro-MD"/>
         </w:rPr>
-        <w:t>.1</w:t>
+        <w:t xml:space="preserve"> </w:t>
       </w:r>
       <w:r>
         <w:rPr>
@@ -4200,27 +4032,7 @@
           <w:u w:val="single"/>
           <w:lang w:val="ro-MD"/>
         </w:rPr>
-        <w:t xml:space="preserve"> </w:t>
-      </w:r>
-      <w:r>
-        <w:rPr>
-          <w:i/>
-          <w:iCs/>
-          <w:color w:val="FF0000"/>
-          <w:u w:val="single"/>
-          <w:lang w:val="ro-MD"/>
-        </w:rPr>
-        <w:t>Depozitul exercitiu-</w:t>
-      </w:r>
-      <w:r>
-        <w:rPr>
-          <w:i/>
-          <w:iCs/>
-          <w:color w:val="FF0000"/>
-          <w:u w:val="single"/>
-          <w:lang w:val="ro-MD"/>
-        </w:rPr>
-        <w:t>2</w:t>
+        <w:t>Depozitul exercitiu-2</w:t>
       </w:r>
     </w:p>
     <w:p>
@@ -4234,6 +4046,7 @@
       </w:pPr>
       <w:r>
         <w:rPr>
+          <w:noProof/>
           <w:color w:val="FF0000"/>
           <w:lang w:val="ro-MD"/>
         </w:rPr>
@@ -4294,37 +4107,7 @@
           <w:u w:val="single"/>
           <w:lang w:val="ro-MD"/>
         </w:rPr>
-        <w:t>Figura 11.</w:t>
-      </w:r>
-      <w:r>
-        <w:rPr>
-          <w:i/>
-          <w:iCs/>
-          <w:color w:val="FF0000"/>
-          <w:u w:val="single"/>
-          <w:lang w:val="ro-MD"/>
-        </w:rPr>
-        <w:t>3</w:t>
-      </w:r>
-      <w:r>
-        <w:rPr>
-          <w:i/>
-          <w:iCs/>
-          <w:color w:val="FF0000"/>
-          <w:u w:val="single"/>
-          <w:lang w:val="ro-MD"/>
-        </w:rPr>
-        <w:t>.2 Istoricul Depozitul exercitiu-</w:t>
-      </w:r>
-      <w:r>
-        <w:rPr>
-          <w:i/>
-          <w:iCs/>
-          <w:color w:val="FF0000"/>
-          <w:u w:val="single"/>
-          <w:lang w:val="ro-MD"/>
-        </w:rPr>
-        <w:t>2</w:t>
+        <w:t>Figura 11.3.2 Istoricul Depozitul exercitiu-2</w:t>
       </w:r>
     </w:p>
     <w:p>
@@ -4487,6 +4270,18 @@
       <w:pPr>
         <w:spacing w:line="360" w:lineRule="auto"/>
         <w:jc w:val="center"/>
+        <w:rPr>
+          <w:b/>
+          <w:bCs/>
+          <w:sz w:val="28"/>
+          <w:szCs w:val="28"/>
+          <w:lang w:val="ro-RO"/>
+        </w:rPr>
+      </w:pPr>
+    </w:p>
+    <w:p>
+      <w:pPr>
+        <w:spacing w:line="276" w:lineRule="auto"/>
         <w:rPr>
           <w:b/>
           <w:bCs/>
